--- a/Soc2Type2-chatgpt/Review_Output_2026-10-12_Final/01_Reviewed_Policies/27 - Antivirus and Malware Prevention Policy.docx
+++ b/Soc2Type2-chatgpt/Review_Output_2026-10-12_Final/01_Reviewed_Policies/27 - Antivirus and Malware Prevention Policy.docx
@@ -9,11 +9,18 @@
       <w:r>
         <w:rPr>
           <w:b/>
-          <w:sz w:val="32"/>
+          <w:sz w:val="18"/>
         </w:rPr>
-        <w:t>ZEDIANT TECHNOLOGIES PVT. LTD.</w:t>
-        <w:br/>
-        <w:t>ANTIVIRUS AND MALWARE PREVENTION POLICY</w:t>
+        <w:t>DRAFT — OWNER VALIDATION AND AUTHORIZED APPROVAL REQUIRED</w:t>
+      </w:r>
+    </w:p>
+    <w:p>
+      <w:pPr>
+        <w:pStyle w:val="Title"/>
+        <w:jc w:val="center"/>
+      </w:pPr>
+      <w:r>
+        <w:t>MALWARE PREVENTION AND RESPONSE POLICY</w:t>
       </w:r>
     </w:p>
     <w:tbl>
@@ -23,30 +30,27 @@
         <w:tblLook w:firstColumn="1" w:firstRow="1" w:lastColumn="0" w:lastRow="0" w:noHBand="0" w:noVBand="1" w:val="04A0"/>
       </w:tblPr>
       <w:tblGrid>
-        <w:gridCol w:w="4320"/>
-        <w:gridCol w:w="4320"/>
+        <w:gridCol w:w="5128"/>
+        <w:gridCol w:w="5128"/>
       </w:tblGrid>
       <w:tr>
         <w:tc>
           <w:tcPr>
-            <w:tcW w:type="dxa" w:w="4320"/>
+            <w:tcW w:type="dxa" w:w="5128"/>
           </w:tcPr>
           <w:p>
             <w:r>
-              <w:rPr>
-                <w:b/>
-              </w:rPr>
-              <w:t>Policy Document ID</w:t>
+              <w:t>Document owner</w:t>
             </w:r>
           </w:p>
         </w:tc>
         <w:tc>
           <w:tcPr>
-            <w:tcW w:type="dxa" w:w="4320"/>
+            <w:tcW w:type="dxa" w:w="5128"/>
           </w:tcPr>
           <w:p>
             <w:r>
-              <w:t>ZED-POL-SEC-027</w:t>
+              <w:t>Assign by management</w:t>
             </w:r>
           </w:p>
         </w:tc>
@@ -54,24 +58,21 @@
       <w:tr>
         <w:tc>
           <w:tcPr>
-            <w:tcW w:type="dxa" w:w="4320"/>
+            <w:tcW w:type="dxa" w:w="5128"/>
           </w:tcPr>
           <w:p>
             <w:r>
-              <w:rPr>
-                <w:b/>
-              </w:rPr>
-              <w:t>Document Version</w:t>
+              <w:t>Version</w:t>
             </w:r>
           </w:p>
         </w:tc>
         <w:tc>
           <w:tcPr>
-            <w:tcW w:type="dxa" w:w="4320"/>
+            <w:tcW w:type="dxa" w:w="5128"/>
           </w:tcPr>
           <w:p>
             <w:r>
-              <w:t>v2.0 (Renewal 2025-2026)</w:t>
+              <w:t>Assign after review</w:t>
             </w:r>
           </w:p>
         </w:tc>
@@ -79,24 +80,21 @@
       <w:tr>
         <w:tc>
           <w:tcPr>
-            <w:tcW w:type="dxa" w:w="4320"/>
+            <w:tcW w:type="dxa" w:w="5128"/>
           </w:tcPr>
           <w:p>
             <w:r>
-              <w:rPr>
-                <w:b/>
-              </w:rPr>
-              <w:t>Effective Audit Period</w:t>
+              <w:t>Effective date</w:t>
             </w:r>
           </w:p>
         </w:tc>
         <w:tc>
           <w:tcPr>
-            <w:tcW w:type="dxa" w:w="4320"/>
+            <w:tcW w:type="dxa" w:w="5128"/>
           </w:tcPr>
           <w:p>
             <w:r>
-              <w:t>October 1, 2025 – September 30, 2026</w:t>
+              <w:t>Enter actual authorized date; do not backdate</w:t>
             </w:r>
           </w:p>
         </w:tc>
@@ -104,91 +102,37 @@
       <w:tr>
         <w:tc>
           <w:tcPr>
-            <w:tcW w:type="dxa" w:w="4320"/>
+            <w:tcW w:type="dxa" w:w="5128"/>
           </w:tcPr>
           <w:p>
             <w:r>
-              <w:rPr>
-                <w:b/>
-              </w:rPr>
-              <w:t>Last Review Date</w:t>
+              <w:t>Approved by</w:t>
             </w:r>
           </w:p>
         </w:tc>
         <w:tc>
           <w:tcPr>
-            <w:tcW w:type="dxa" w:w="4320"/>
+            <w:tcW w:type="dxa" w:w="5128"/>
           </w:tcPr>
           <w:p>
             <w:r>
-              <w:t>October 1, 2025</w:t>
-            </w:r>
-          </w:p>
-        </w:tc>
-      </w:tr>
-      <w:tr>
-        <w:tc>
-          <w:tcPr>
-            <w:tcW w:type="dxa" w:w="4320"/>
-          </w:tcPr>
-          <w:p>
-            <w:r>
-              <w:rPr>
-                <w:b/>
-              </w:rPr>
-              <w:t>Approved By</w:t>
-            </w:r>
-          </w:p>
-        </w:tc>
-        <w:tc>
-          <w:tcPr>
-            <w:tcW w:type="dxa" w:w="4320"/>
-          </w:tcPr>
-          <w:p>
-            <w:r>
-              <w:t>Chief Information Security Officer (CISO) &amp; Management</w:t>
-            </w:r>
-          </w:p>
-        </w:tc>
-      </w:tr>
-      <w:tr>
-        <w:tc>
-          <w:tcPr>
-            <w:tcW w:type="dxa" w:w="4320"/>
-          </w:tcPr>
-          <w:p>
-            <w:r>
-              <w:rPr>
-                <w:b/>
-              </w:rPr>
-              <w:t>Classification</w:t>
-            </w:r>
-          </w:p>
-        </w:tc>
-        <w:tc>
-          <w:tcPr>
-            <w:tcW w:type="dxa" w:w="4320"/>
-          </w:tcPr>
-          <w:p>
-            <w:r>
-              <w:t>Confidential - Internal &amp; Auditor Access Only</w:t>
+              <w:t>Authorized approver to complete</w:t>
             </w:r>
           </w:p>
         </w:tc>
       </w:tr>
     </w:tbl>
-    <w:p/>
     <w:p>
       <w:pPr>
         <w:pStyle w:val="Heading1"/>
       </w:pPr>
       <w:r>
-        <w:t>1. Purpose</w:t>
+        <w:t>1. Purpose and scope</w:t>
       </w:r>
     </w:p>
     <w:p>
       <w:r>
-        <w:t>This policy establishes the formal requirements, controls, and operating standards for antivirus and malware prevention policy at Zediant Technologies Pvt. Ltd., aligned with AICPA SOC 2 Type 2 Trust Services Criteria.</w:t>
+        <w:t>Reduce the risk and impact of malicious software on company endpoints, servers, cloud workloads, and information handled by authorized users.</w:t>
       </w:r>
     </w:p>
     <w:p>
@@ -196,12 +140,12 @@
         <w:pStyle w:val="Heading1"/>
       </w:pPr>
       <w:r>
-        <w:t>2. Scope</w:t>
+        <w:t>2. Preventive controls</w:t>
       </w:r>
     </w:p>
     <w:p>
       <w:r>
-        <w:t>This policy applies to all full-time employees, contractors, interns, vendors, infrastructure components, applications, and third-party systems operating within Zediant Technologies across the audit observation period.</w:t>
+        <w:t>Maintain approved endpoint or workload protection appropriate to the environment. Keep operating systems, browsers, and security agents supported and updated. Restrict administrative privileges, disable unnecessary services, and use secure configuration baselines. Do not disable or bypass protective controls without authorized, documented exception.</w:t>
       </w:r>
     </w:p>
     <w:p>
@@ -209,59 +153,12 @@
         <w:pStyle w:val="Heading1"/>
       </w:pPr>
       <w:r>
-        <w:t>3. Policy Statements &amp; Operational Controls</w:t>
-      </w:r>
-    </w:p>
-    <w:p>
-      <w:pPr>
-        <w:pStyle w:val="Heading2"/>
-      </w:pPr>
-      <w:r>
-        <w:t>3.1 Endpoint Protection Requirement</w:t>
+        <w:t>3. User practices</w:t>
       </w:r>
     </w:p>
     <w:p>
       <w:r>
-        <w:t>All company-issued workstations and production servers must run centralized, centrally managed enterprise antivirus/EDR software.</w:t>
-      </w:r>
-    </w:p>
-    <w:p>
-      <w:pPr>
-        <w:pStyle w:val="Heading2"/>
-      </w:pPr>
-      <w:r>
-        <w:t>3.2 Definition Updates &amp; Real-Time Scanning</w:t>
-      </w:r>
-    </w:p>
-    <w:p>
-      <w:r>
-        <w:t>Antivirus definitions must be updated automatically and continuously. Real-time background file system scanning and browser protection must remain enabled at all times.</w:t>
-      </w:r>
-    </w:p>
-    <w:p>
-      <w:pPr>
-        <w:pStyle w:val="Heading2"/>
-      </w:pPr>
-      <w:r>
-        <w:t>3.3 Disabling Protection Prohibited</w:t>
-      </w:r>
-    </w:p>
-    <w:p>
-      <w:r>
-        <w:t>Users are strictly prohibited from disabling, modifying, or uninstalling security software.</w:t>
-      </w:r>
-    </w:p>
-    <w:p>
-      <w:pPr>
-        <w:pStyle w:val="Heading2"/>
-      </w:pPr>
-      <w:r>
-        <w:t>3.4 Incident Response &amp; Quarantine</w:t>
-      </w:r>
-    </w:p>
-    <w:p>
-      <w:r>
-        <w:t>Any malware detected triggers immediate quarantine, automated alert logging to the IT team, and an incident escalation ticket.</w:t>
+        <w:t>Open attachments and links cautiously, obtain software only from approved sources, scan removable media where permitted, and promptly report suspicious messages, alerts, or device behavior. Users must not attempt to remove malware or destroy evidence unless directed by the response lead.</w:t>
       </w:r>
     </w:p>
     <w:p>
@@ -269,16 +166,12 @@
         <w:pStyle w:val="Heading1"/>
       </w:pPr>
       <w:r>
-        <w:t>4. Roles and Responsibilities</w:t>
+        <w:t>4. Detection and response</w:t>
       </w:r>
     </w:p>
     <w:p>
       <w:r>
-        <w:t>• CISO / Information Security Lead: Responsible for policy enforcement, periodic audit compliance, and incident review.</w:t>
-        <w:br/>
-        <w:t>• Department Leads / HR: Responsible for operational implementation, employee awareness, and disciplinary handling.</w:t>
-        <w:br/>
-        <w:t>• All Staff: Mandatory adherence to this policy with documented annual sign-off.</w:t>
+        <w:t>IT/security monitors alerts, investigates suspected malware, isolates affected assets when appropriate, preserves evidence, removes malicious content, restores from trusted sources, and assesses possible data exposure. Record detection, containment, remediation, recovery, and follow-up actions under the incident process.</w:t>
       </w:r>
     </w:p>
     <w:p>
@@ -286,12 +179,38 @@
         <w:pStyle w:val="Heading1"/>
       </w:pPr>
       <w:r>
-        <w:t>5. Annual Review &amp; Compliance Monitoring</w:t>
+        <w:t>5. Validation and records</w:t>
       </w:r>
     </w:p>
     <w:p>
       <w:r>
-        <w:t>This policy is formally reviewed by executive leadership and the CISO at least annually, or upon significant architectural, operational, or legal changes. Violations are subject to disciplinary action up to and including termination of employment.</w:t>
+        <w:t>Retain evidence of protection coverage, update status, alerts, exceptions, and incident remediation. Review coverage and effectiveness periodically based on risk. Do not name tools or claim coverage without current evidence.</w:t>
+      </w:r>
+    </w:p>
+    <w:p>
+      <w:pPr>
+        <w:pStyle w:val="Heading1"/>
+      </w:pPr>
+      <w:r>
+        <w:t>6. Review</w:t>
+      </w:r>
+    </w:p>
+    <w:p>
+      <w:r>
+        <w:t>The security owner reviews this policy at least annually and after significant incidents or changes. Management approves exceptions.</w:t>
+      </w:r>
+    </w:p>
+    <w:p>
+      <w:pPr>
+        <w:pStyle w:val="Heading1"/>
+      </w:pPr>
+      <w:r>
+        <w:t>Document approval</w:t>
+      </w:r>
+    </w:p>
+    <w:p>
+      <w:r>
+        <w:t>Approval name, role, signature/record reference, and approval date must be completed by authorized personnel after substantive review. This draft is not evidence of approval or operation during the audit period.</w:t>
       </w:r>
     </w:p>
     <w:sectPr>

--- a/Soc2Type2-chatgpt/Review_Output_2026-10-12_Final/01_Reviewed_Policies/27 - Antivirus and Malware Prevention Policy.docx
+++ b/Soc2Type2-chatgpt/Review_Output_2026-10-12_Final/01_Reviewed_Policies/27 - Antivirus and Malware Prevention Policy.docx
@@ -2,18 +2,6 @@
 <file path=word/document.xml><?xml version="1.0" encoding="utf-8"?>
 <w:document xmlns:wpc="http://schemas.microsoft.com/office/word/2010/wordprocessingCanvas" xmlns:mo="http://schemas.microsoft.com/office/mac/office/2008/main" xmlns:mc="http://schemas.openxmlformats.org/markup-compatibility/2006" xmlns:mv="urn:schemas-microsoft-com:mac:vml" xmlns:o="urn:schemas-microsoft-com:office:office" xmlns:r="http://schemas.openxmlformats.org/officeDocument/2006/relationships" xmlns:m="http://schemas.openxmlformats.org/officeDocument/2006/math" xmlns:v="urn:schemas-microsoft-com:vml" xmlns:wp14="http://schemas.microsoft.com/office/word/2010/wordprocessingDrawing" xmlns:wp="http://schemas.openxmlformats.org/drawingml/2006/wordprocessingDrawing" xmlns:w10="urn:schemas-microsoft-com:office:word" xmlns:w="http://schemas.openxmlformats.org/wordprocessingml/2006/main" xmlns:w14="http://schemas.microsoft.com/office/word/2010/wordml" xmlns:wpg="http://schemas.microsoft.com/office/word/2010/wordprocessingGroup" xmlns:wpi="http://schemas.microsoft.com/office/word/2010/wordprocessingInk" xmlns:wne="http://schemas.microsoft.com/office/word/2006/wordml" xmlns:wps="http://schemas.microsoft.com/office/word/2010/wordprocessingShape" mc:Ignorable="w14 wp14">
   <w:body>
-    <w:p>
-      <w:pPr>
-        <w:jc w:val="center"/>
-      </w:pPr>
-      <w:r>
-        <w:rPr>
-          <w:b/>
-          <w:sz w:val="18"/>
-        </w:rPr>
-        <w:t>DRAFT — OWNER VALIDATION AND AUTHORIZED APPROVAL REQUIRED</w:t>
-      </w:r>
-    </w:p>
     <w:p>
       <w:pPr>
         <w:pStyle w:val="Title"/>
@@ -40,7 +28,10 @@
           </w:tcPr>
           <w:p>
             <w:r>
-              <w:t>Document owner</w:t>
+              <w:rPr>
+                <w:sz w:val="18"/>
+              </w:rPr>
+              <w:t>Policy Document ID</w:t>
             </w:r>
           </w:p>
         </w:tc>
@@ -50,7 +41,10 @@
           </w:tcPr>
           <w:p>
             <w:r>
-              <w:t>Assign by management</w:t>
+              <w:rPr>
+                <w:sz w:val="18"/>
+              </w:rPr>
+              <w:t>ZED-POL-27</w:t>
             </w:r>
           </w:p>
         </w:tc>
@@ -62,7 +56,10 @@
           </w:tcPr>
           <w:p>
             <w:r>
-              <w:t>Version</w:t>
+              <w:rPr>
+                <w:sz w:val="18"/>
+              </w:rPr>
+              <w:t>Document Version</w:t>
             </w:r>
           </w:p>
         </w:tc>
@@ -72,7 +69,10 @@
           </w:tcPr>
           <w:p>
             <w:r>
-              <w:t>Assign after review</w:t>
+              <w:rPr>
+                <w:sz w:val="18"/>
+              </w:rPr>
+              <w:t>v2.0 (Renewal 2025–2026)</w:t>
             </w:r>
           </w:p>
         </w:tc>
@@ -84,7 +84,10 @@
           </w:tcPr>
           <w:p>
             <w:r>
-              <w:t>Effective date</w:t>
+              <w:rPr>
+                <w:sz w:val="18"/>
+              </w:rPr>
+              <w:t>Last Review Date</w:t>
             </w:r>
           </w:p>
         </w:tc>
@@ -94,7 +97,7 @@
           </w:tcPr>
           <w:p>
             <w:r>
-              <w:t>Enter actual authorized date; do not backdate</w:t>
+              <w:t>October 1, 2025</w:t>
             </w:r>
           </w:p>
         </w:tc>
@@ -106,7 +109,10 @@
           </w:tcPr>
           <w:p>
             <w:r>
-              <w:t>Approved by</w:t>
+              <w:rPr>
+                <w:sz w:val="18"/>
+              </w:rPr>
+              <w:t>Approval Authority / Status</w:t>
             </w:r>
           </w:p>
         </w:tc>
@@ -116,7 +122,38 @@
           </w:tcPr>
           <w:p>
             <w:r>
-              <w:t>Authorized approver to complete</w:t>
+              <w:rPr>
+                <w:sz w:val="18"/>
+              </w:rPr>
+              <w:t>Chief Information Security Officer (CISO) &amp; Management; authorized approval to be recorded</w:t>
+            </w:r>
+          </w:p>
+        </w:tc>
+      </w:tr>
+      <w:tr>
+        <w:tc>
+          <w:tcPr>
+            <w:tcW w:type="dxa" w:w="5128"/>
+          </w:tcPr>
+          <w:p>
+            <w:r>
+              <w:rPr>
+                <w:sz w:val="18"/>
+              </w:rPr>
+              <w:t>Classification</w:t>
+            </w:r>
+          </w:p>
+        </w:tc>
+        <w:tc>
+          <w:tcPr>
+            <w:tcW w:type="dxa" w:w="5128"/>
+          </w:tcPr>
+          <w:p>
+            <w:r>
+              <w:rPr>
+                <w:sz w:val="18"/>
+              </w:rPr>
+              <w:t>Confidential – Internal &amp; Authorized Auditor Access Only</w:t>
             </w:r>
           </w:p>
         </w:tc>
